--- a/zht/docx/084.content.docx
+++ b/zht/docx/084.content.docx
@@ -460,18 +460,12 @@
           <w:lang w:val="zh_TW" w:bidi="zh_TW"/>
         </w:rPr>
       </w:r>
-      <w:hyperlink r:id="rId13">
-        <w:r>
-          <w:rPr>
-            <w:lang w:val="zh_TW" w:bidi="zh_TW"/>
-          </w:rPr>
-          <w:rPr>
-            <w:color w:val="0000EE"/>
-            <w:u w:val="single"/>
-          </w:rPr>
-          <w:t>列王紀下5:18</w:t>
-        </w:r>
-      </w:hyperlink>
+      <w:r>
+        <w:rPr>
+          <w:lang w:val="zh_TW" w:bidi="zh_TW"/>
+        </w:rPr>
+        <w:t>列王紀下5:18</w:t>
+      </w:r>
     </w:p>
     <w:p>
       <w:pPr>
@@ -484,18 +478,12 @@
           <w:lang w:val="zh_TW" w:bidi="zh_TW"/>
         </w:rPr>
       </w:r>
-      <w:hyperlink r:id="rId14">
-        <w:r>
-          <w:rPr>
-            <w:lang w:val="zh_TW" w:bidi="zh_TW"/>
-          </w:rPr>
-          <w:rPr>
-            <w:color w:val="0000EE"/>
-            <w:u w:val="single"/>
-          </w:rPr>
-          <w:t>出埃及記20:5</w:t>
-        </w:r>
-      </w:hyperlink>
+      <w:r>
+        <w:rPr>
+          <w:lang w:val="zh_TW" w:bidi="zh_TW"/>
+        </w:rPr>
+        <w:t>出埃及記20:5</w:t>
+      </w:r>
     </w:p>
     <w:p>
       <w:pPr>
@@ -508,18 +496,12 @@
           <w:lang w:val="zh_TW" w:bidi="zh_TW"/>
         </w:rPr>
       </w:r>
-      <w:hyperlink r:id="rId15">
-        <w:r>
-          <w:rPr>
-            <w:lang w:val="zh_TW" w:bidi="zh_TW"/>
-          </w:rPr>
-          <w:rPr>
-            <w:color w:val="0000EE"/>
-            <w:u w:val="single"/>
-          </w:rPr>
-          <w:t>創世記24:26</w:t>
-        </w:r>
-      </w:hyperlink>
+      <w:r>
+        <w:rPr>
+          <w:lang w:val="zh_TW" w:bidi="zh_TW"/>
+        </w:rPr>
+        <w:t>創世記24:26</w:t>
+      </w:r>
     </w:p>
     <w:p>
       <w:pPr>
@@ -532,18 +514,12 @@
           <w:lang w:val="zh_TW" w:bidi="zh_TW"/>
         </w:rPr>
       </w:r>
-      <w:hyperlink r:id="rId16">
-        <w:r>
-          <w:rPr>
-            <w:lang w:val="zh_TW" w:bidi="zh_TW"/>
-          </w:rPr>
-          <w:rPr>
-            <w:color w:val="0000EE"/>
-            <w:u w:val="single"/>
-          </w:rPr>
-          <w:t>創世記44:14</w:t>
-        </w:r>
-      </w:hyperlink>
+      <w:r>
+        <w:rPr>
+          <w:lang w:val="zh_TW" w:bidi="zh_TW"/>
+        </w:rPr>
+        <w:t>創世記44:14</w:t>
+      </w:r>
     </w:p>
     <w:p>
       <w:pPr>
@@ -556,18 +532,12 @@
           <w:lang w:val="zh_TW" w:bidi="zh_TW"/>
         </w:rPr>
       </w:r>
-      <w:hyperlink r:id="rId17">
-        <w:r>
-          <w:rPr>
-            <w:lang w:val="zh_TW" w:bidi="zh_TW"/>
-          </w:rPr>
-          <w:rPr>
-            <w:color w:val="0000EE"/>
-            <w:u w:val="single"/>
-          </w:rPr>
-          <w:t>以賽亞書44:19</w:t>
-        </w:r>
-      </w:hyperlink>
+      <w:r>
+        <w:rPr>
+          <w:lang w:val="zh_TW" w:bidi="zh_TW"/>
+        </w:rPr>
+        <w:t>以賽亞書44:19</w:t>
+      </w:r>
     </w:p>
     <w:p>
       <w:pPr>
@@ -580,18 +550,12 @@
           <w:lang w:val="zh_TW" w:bidi="zh_TW"/>
         </w:rPr>
       </w:r>
-      <w:hyperlink r:id="rId18">
-        <w:r>
-          <w:rPr>
-            <w:lang w:val="zh_TW" w:bidi="zh_TW"/>
-          </w:rPr>
-          <w:rPr>
-            <w:color w:val="0000EE"/>
-            <w:u w:val="single"/>
-          </w:rPr>
-          <w:t>路加福音24:5</w:t>
-        </w:r>
-      </w:hyperlink>
+      <w:r>
+        <w:rPr>
+          <w:lang w:val="zh_TW" w:bidi="zh_TW"/>
+        </w:rPr>
+        <w:t>路加福音24:5</w:t>
+      </w:r>
     </w:p>
     <w:p>
       <w:pPr>
@@ -604,18 +568,12 @@
           <w:lang w:val="zh_TW" w:bidi="zh_TW"/>
         </w:rPr>
       </w:r>
-      <w:hyperlink r:id="rId19">
-        <w:r>
-          <w:rPr>
-            <w:lang w:val="zh_TW" w:bidi="zh_TW"/>
-          </w:rPr>
-          <w:rPr>
-            <w:color w:val="0000EE"/>
-            <w:u w:val="single"/>
-          </w:rPr>
-          <w:t>馬太福音2:11</w:t>
-        </w:r>
-      </w:hyperlink>
+      <w:r>
+        <w:rPr>
+          <w:lang w:val="zh_TW" w:bidi="zh_TW"/>
+        </w:rPr>
+        <w:t>馬太福音2:11</w:t>
+      </w:r>
     </w:p>
     <w:p>
       <w:pPr>
@@ -628,18 +586,12 @@
           <w:lang w:val="zh_TW" w:bidi="zh_TW"/>
         </w:rPr>
       </w:r>
-      <w:hyperlink r:id="rId20">
-        <w:r>
-          <w:rPr>
-            <w:lang w:val="zh_TW" w:bidi="zh_TW"/>
-          </w:rPr>
-          <w:rPr>
-            <w:color w:val="0000EE"/>
-            <w:u w:val="single"/>
-          </w:rPr>
-          <w:t>啟示錄3:9</w:t>
-        </w:r>
-      </w:hyperlink>
+      <w:r>
+        <w:rPr>
+          <w:lang w:val="zh_TW" w:bidi="zh_TW"/>
+        </w:rPr>
+        <w:t>啟示錄3:9</w:t>
+      </w:r>
     </w:p>
     <w:p>
       <w:pPr>
